--- a/docs/letterhead/Jaosef-Agro-Supplies-Letterhead-Blank.docx
+++ b/docs/letterhead/Jaosef-Agro-Supplies-Letterhead-Blank.docx
@@ -268,7 +268,7 @@
         <w:sz w:val="16"/>
         <w:szCs w:val="16"/>
       </w:rPr>
-      <w:t xml:space="preserve">jaosefagrosupplies@gmail.com</w:t>
+      <w:t xml:space="preserve">info@jaosefagrosupplies.co.ke</w:t>
     </w:r>
     <w:r>
       <w:rPr>
@@ -504,7 +504,7 @@
               <w:sz w:val="17"/>
               <w:szCs w:val="17"/>
             </w:rPr>
-            <w:t xml:space="preserve">jaosefagrosupplies@gmail.com</w:t>
+            <w:t xml:space="preserve">info@jaosefagrosupplies.co.ke</w:t>
           </w:r>
         </w:p>
         <w:p>

--- a/docs/letterhead/Jaosef-Agro-Supplies-Letterhead-Blank.docx
+++ b/docs/letterhead/Jaosef-Agro-Supplies-Letterhead-Blank.docx
@@ -391,7 +391,7 @@
               <wp:inline distT="0" distB="0" distL="0" distR="0">
                 <wp:extent cx="1571625" cy="496729"/>
                 <wp:effectExtent t="0" r="0" b="0" l="0"/>
-                <wp:docPr id="1" name="" descr="" title=""/>
+                <wp:docPr id="1" name="Jaosef Agro Supplies logo" descr="Jaosef Agro Supplies logo" title="Jaosef Agro Supplies"/>
                 <wp:cNvGraphicFramePr>
                   <a:graphicFrameLocks xmlns:a="http://schemas.openxmlformats.org/drawingml/2006/main" noChangeAspect="1"/>
                 </wp:cNvGraphicFramePr>
